--- a/CHECKLISTS/CARGO SHIP SAFETY RADIO CERTIFICATE/CHECK LIST/CRC-03.docx
+++ b/CHECKLISTS/CARGO SHIP SAFETY RADIO CERTIFICATE/CHECK LIST/CRC-03.docx
@@ -15378,14 +15378,18 @@
                   </w:r>
                 </w:p>
                 <w:p>
-                  <w:pPr>
-                    <w:spacing w:before="11"/>
-                    <w:rPr>
-                      <w:rFonts w:ascii="Calibri" w:eastAsia="Calibri" w:hAnsi="Calibri" w:cs="Calibri"/>
-                      <w:sz w:val="19"/>
-                      <w:szCs w:val="19"/>
-                    </w:rPr>
-                  </w:pPr>
+                  <w:sdt>
+                    <w:sdtPr>
+                      <w:tag w:val="expiry_date"/>
+                    </w:sdtPr>
+                    <w:sdtContent>
+                      <w:p>
+                        <w:r>
+                          <w:t>{expiry_date}</w:t>
+                        </w:r>
+                      </w:p>
+                    </w:sdtContent>
+                  </w:sdt>
                 </w:p>
                 <w:p>
                   <w:pPr>
@@ -16409,12 +16413,18 @@
       </w:r>
     </w:p>
     <w:p>
-      <w:pPr>
-        <w:spacing w:before="4"/>
-        <w:rPr>
-          <w:rFonts w:ascii="Calibri" w:eastAsia="Calibri" w:hAnsi="Calibri" w:cs="Calibri"/>
-        </w:rPr>
-      </w:pPr>
+      <w:sdt>
+        <w:sdtPr>
+          <w:tag w:val="expiry_date"/>
+        </w:sdtPr>
+        <w:sdtContent>
+          <w:p>
+            <w:r>
+              <w:t>{expiry_date}</w:t>
+            </w:r>
+          </w:p>
+        </w:sdtContent>
+      </w:sdt>
     </w:p>
     <w:p>
       <w:pPr>

--- a/CHECKLISTS/CARGO SHIP SAFETY RADIO CERTIFICATE/CHECK LIST/CRC-03.docx
+++ b/CHECKLISTS/CARGO SHIP SAFETY RADIO CERTIFICATE/CHECK LIST/CRC-03.docx
@@ -16405,26 +16405,30 @@
                     </w:rPr>
                     <w:t>board.</w:t>
                   </w:r>
+                  <w:sdt>
+                    <w:sdtPr>
+                      <w:tag w:val="expiry_date"/>
+                      <w:rPr>
+                        <w:rFonts w:ascii="Calibri"/>
+                        <w:sz w:val="20"/>
+                      </w:rPr>
+                    </w:sdtPr>
+                    <w:sdtContent>
+                      <w:r>
+                        <w:rPr>
+                          <w:rFonts w:ascii="Calibri"/>
+                          <w:sz w:val="20"/>
+                        </w:rPr>
+                        <w:t>{expiry_date}</w:t>
+                      </w:r>
+                    </w:sdtContent>
+                  </w:sdt>
                 </w:p>
               </w:txbxContent>
             </v:textbox>
           </v:shape>
         </w:pict>
       </w:r>
-    </w:p>
-    <w:p>
-      <w:sdt>
-        <w:sdtPr>
-          <w:tag w:val="expiry_date"/>
-        </w:sdtPr>
-        <w:sdtContent>
-          <w:p>
-            <w:r>
-              <w:t>{expiry_date}</w:t>
-            </w:r>
-          </w:p>
-        </w:sdtContent>
-      </w:sdt>
     </w:p>
     <w:p>
       <w:pPr>

--- a/CHECKLISTS/CARGO SHIP SAFETY RADIO CERTIFICATE/CHECK LIST/CRC-03.docx
+++ b/CHECKLISTS/CARGO SHIP SAFETY RADIO CERTIFICATE/CHECK LIST/CRC-03.docx
@@ -15378,1053 +15378,1035 @@
                   </w:r>
                 </w:p>
                 <w:p>
+                  <w:pPr>
+                    <w:ind w:left="102" w:right="99"/>
+                    <w:jc w:val="both"/>
+                    <w:rPr>
+                      <w:rFonts w:ascii="Calibri" w:eastAsia="Calibri" w:hAnsi="Calibri" w:cs="Calibri"/>
+                      <w:sz w:val="20"/>
+                      <w:szCs w:val="20"/>
+                    </w:rPr>
+                  </w:pPr>
+                  <w:r>
+                    <w:rPr>
+                      <w:rFonts w:ascii="Calibri"/>
+                      <w:spacing w:val="-1"/>
+                      <w:sz w:val="20"/>
+                    </w:rPr>
+                    <w:t>This</w:t>
+                  </w:r>
+                  <w:r>
+                    <w:rPr>
+                      <w:rFonts w:ascii="Calibri"/>
+                      <w:spacing w:val="27"/>
+                      <w:sz w:val="20"/>
+                    </w:rPr>
+                    <w:t xml:space="preserve"> </w:t>
+                  </w:r>
+                  <w:r>
+                    <w:rPr>
+                      <w:rFonts w:ascii="Calibri"/>
+                      <w:spacing w:val="-1"/>
+                      <w:sz w:val="20"/>
+                    </w:rPr>
+                    <w:t>report</w:t>
+                  </w:r>
+                  <w:r>
+                    <w:rPr>
+                      <w:rFonts w:ascii="Calibri"/>
+                      <w:spacing w:val="27"/>
+                      <w:sz w:val="20"/>
+                    </w:rPr>
+                    <w:t xml:space="preserve"> </w:t>
+                  </w:r>
+                  <w:r>
+                    <w:rPr>
+                      <w:rFonts w:ascii="Calibri"/>
+                      <w:spacing w:val="-1"/>
+                      <w:sz w:val="20"/>
+                    </w:rPr>
+                    <w:t>may</w:t>
+                  </w:r>
+                  <w:r>
+                    <w:rPr>
+                      <w:rFonts w:ascii="Calibri"/>
+                      <w:spacing w:val="29"/>
+                      <w:sz w:val="20"/>
+                    </w:rPr>
+                    <w:t xml:space="preserve"> </w:t>
+                  </w:r>
+                  <w:r>
+                    <w:rPr>
+                      <w:rFonts w:ascii="Calibri"/>
+                      <w:sz w:val="20"/>
+                    </w:rPr>
+                    <w:t>be</w:t>
+                  </w:r>
+                  <w:r>
+                    <w:rPr>
+                      <w:rFonts w:ascii="Calibri"/>
+                      <w:spacing w:val="25"/>
+                      <w:sz w:val="20"/>
+                    </w:rPr>
+                    <w:t xml:space="preserve"> </w:t>
+                  </w:r>
+                  <w:r>
+                    <w:rPr>
+                      <w:rFonts w:ascii="Calibri"/>
+                      <w:sz w:val="20"/>
+                    </w:rPr>
+                    <w:t>considered</w:t>
+                  </w:r>
+                  <w:r>
+                    <w:rPr>
+                      <w:rFonts w:ascii="Calibri"/>
+                      <w:spacing w:val="28"/>
+                      <w:sz w:val="20"/>
+                    </w:rPr>
+                    <w:t xml:space="preserve"> </w:t>
+                  </w:r>
+                  <w:r>
+                    <w:rPr>
+                      <w:rFonts w:ascii="Calibri"/>
+                      <w:sz w:val="20"/>
+                    </w:rPr>
+                    <w:t>as</w:t>
+                  </w:r>
+                  <w:r>
+                    <w:rPr>
+                      <w:rFonts w:ascii="Calibri"/>
+                      <w:spacing w:val="28"/>
+                      <w:sz w:val="20"/>
+                    </w:rPr>
+                    <w:t xml:space="preserve"> </w:t>
+                  </w:r>
+                  <w:r>
+                    <w:rPr>
+                      <w:rFonts w:ascii="Calibri"/>
+                      <w:sz w:val="20"/>
+                    </w:rPr>
+                    <w:t>the</w:t>
+                  </w:r>
+                  <w:r>
+                    <w:rPr>
+                      <w:rFonts w:ascii="Calibri"/>
+                      <w:spacing w:val="26"/>
+                      <w:sz w:val="20"/>
+                    </w:rPr>
+                    <w:t xml:space="preserve"> </w:t>
+                  </w:r>
+                  <w:r>
+                    <w:rPr>
+                      <w:rFonts w:ascii="Calibri"/>
+                      <w:spacing w:val="-1"/>
+                      <w:sz w:val="20"/>
+                    </w:rPr>
+                    <w:t>certificate</w:t>
+                  </w:r>
+                  <w:r>
+                    <w:rPr>
+                      <w:rFonts w:ascii="Calibri"/>
+                      <w:spacing w:val="25"/>
+                      <w:sz w:val="20"/>
+                    </w:rPr>
+                    <w:t xml:space="preserve"> </w:t>
+                  </w:r>
+                  <w:r>
+                    <w:rPr>
+                      <w:rFonts w:ascii="Calibri"/>
+                      <w:sz w:val="20"/>
+                    </w:rPr>
+                    <w:t>of</w:t>
+                  </w:r>
+                  <w:r>
+                    <w:rPr>
+                      <w:rFonts w:ascii="Calibri"/>
+                      <w:spacing w:val="26"/>
+                      <w:sz w:val="20"/>
+                    </w:rPr>
+                    <w:t xml:space="preserve"> </w:t>
+                  </w:r>
+                  <w:r>
+                    <w:rPr>
+                      <w:rFonts w:ascii="Calibri"/>
+                      <w:sz w:val="20"/>
+                    </w:rPr>
+                    <w:t>compliance</w:t>
+                  </w:r>
+                  <w:r>
+                    <w:rPr>
+                      <w:rFonts w:ascii="Calibri"/>
+                      <w:spacing w:val="25"/>
+                      <w:sz w:val="20"/>
+                    </w:rPr>
+                    <w:t xml:space="preserve"> </w:t>
+                  </w:r>
+                  <w:r>
+                    <w:rPr>
+                      <w:rFonts w:ascii="Calibri"/>
+                      <w:sz w:val="20"/>
+                    </w:rPr>
+                    <w:t>issued</w:t>
+                  </w:r>
+                  <w:r>
+                    <w:rPr>
+                      <w:rFonts w:ascii="Calibri"/>
+                      <w:spacing w:val="28"/>
+                      <w:sz w:val="20"/>
+                    </w:rPr>
+                    <w:t xml:space="preserve"> </w:t>
+                  </w:r>
+                  <w:r>
+                    <w:rPr>
+                      <w:rFonts w:ascii="Calibri"/>
+                      <w:sz w:val="20"/>
+                    </w:rPr>
+                    <w:t>by</w:t>
+                  </w:r>
+                  <w:r>
+                    <w:rPr>
+                      <w:rFonts w:ascii="Calibri"/>
+                      <w:spacing w:val="25"/>
+                      <w:sz w:val="20"/>
+                    </w:rPr>
+                    <w:t xml:space="preserve"> </w:t>
+                  </w:r>
+                  <w:r>
+                    <w:rPr>
+                      <w:rFonts w:ascii="Calibri"/>
+                      <w:sz w:val="20"/>
+                    </w:rPr>
+                    <w:t>the</w:t>
+                  </w:r>
+                  <w:r>
+                    <w:rPr>
+                      <w:rFonts w:ascii="Calibri"/>
+                      <w:spacing w:val="26"/>
+                      <w:sz w:val="20"/>
+                    </w:rPr>
+                    <w:t xml:space="preserve"> </w:t>
+                  </w:r>
+                  <w:r>
+                    <w:rPr>
+                      <w:rFonts w:ascii="Calibri"/>
+                      <w:sz w:val="20"/>
+                    </w:rPr>
+                    <w:t>testing</w:t>
+                  </w:r>
+                  <w:r>
+                    <w:rPr>
+                      <w:rFonts w:ascii="Calibri"/>
+                      <w:spacing w:val="25"/>
+                      <w:sz w:val="20"/>
+                    </w:rPr>
+                    <w:t xml:space="preserve"> </w:t>
+                  </w:r>
+                  <w:r>
+                    <w:rPr>
+                      <w:rFonts w:ascii="Calibri"/>
+                      <w:sz w:val="20"/>
+                    </w:rPr>
+                    <w:t>facility,</w:t>
+                  </w:r>
+                  <w:r>
+                    <w:rPr>
+                      <w:rFonts w:ascii="Calibri"/>
+                      <w:spacing w:val="27"/>
+                      <w:sz w:val="20"/>
+                    </w:rPr>
+                    <w:t xml:space="preserve"> </w:t>
+                  </w:r>
+                  <w:r>
+                    <w:rPr>
+                      <w:rFonts w:ascii="Calibri"/>
+                      <w:sz w:val="20"/>
+                    </w:rPr>
+                    <w:t>as</w:t>
+                  </w:r>
+                  <w:r>
+                    <w:rPr>
+                      <w:rFonts w:ascii="Calibri"/>
+                      <w:spacing w:val="28"/>
+                      <w:sz w:val="20"/>
+                    </w:rPr>
+                    <w:t xml:space="preserve"> </w:t>
+                  </w:r>
+                  <w:r>
+                    <w:rPr>
+                      <w:rFonts w:ascii="Calibri"/>
+                      <w:spacing w:val="-1"/>
+                      <w:sz w:val="20"/>
+                    </w:rPr>
+                    <w:t>required</w:t>
+                  </w:r>
+                  <w:r>
+                    <w:rPr>
+                      <w:rFonts w:ascii="Calibri"/>
+                      <w:spacing w:val="28"/>
+                      <w:sz w:val="20"/>
+                    </w:rPr>
+                    <w:t xml:space="preserve"> </w:t>
+                  </w:r>
+                  <w:r>
+                    <w:rPr>
+                      <w:rFonts w:ascii="Calibri"/>
+                      <w:sz w:val="20"/>
+                    </w:rPr>
+                    <w:t>by</w:t>
+                  </w:r>
+                  <w:r>
+                    <w:rPr>
+                      <w:rFonts w:ascii="Calibri"/>
+                      <w:spacing w:val="25"/>
+                      <w:sz w:val="20"/>
+                    </w:rPr>
+                    <w:t xml:space="preserve"> </w:t>
+                  </w:r>
+                  <w:r>
+                    <w:rPr>
+                      <w:rFonts w:ascii="Calibri"/>
+                      <w:spacing w:val="-1"/>
+                      <w:sz w:val="20"/>
+                    </w:rPr>
+                    <w:t>SOLAS</w:t>
+                  </w:r>
+                  <w:r>
+                    <w:rPr>
+                      <w:rFonts w:ascii="Calibri"/>
+                      <w:spacing w:val="28"/>
+                      <w:sz w:val="20"/>
+                    </w:rPr>
+                    <w:t xml:space="preserve"> </w:t>
+                  </w:r>
+                  <w:r>
+                    <w:rPr>
+                      <w:rFonts w:ascii="Calibri"/>
+                      <w:spacing w:val="-1"/>
+                      <w:sz w:val="20"/>
+                    </w:rPr>
+                    <w:t>V/18.8,</w:t>
+                  </w:r>
+                  <w:r>
+                    <w:rPr>
+                      <w:rFonts w:ascii="Times New Roman"/>
+                      <w:spacing w:val="56"/>
+                      <w:w w:val="99"/>
+                      <w:sz w:val="20"/>
+                    </w:rPr>
+                    <w:t xml:space="preserve"> </w:t>
+                  </w:r>
+                  <w:r>
+                    <w:rPr>
+                      <w:rFonts w:ascii="Calibri"/>
+                      <w:sz w:val="20"/>
+                    </w:rPr>
+                    <w:t>provided</w:t>
+                  </w:r>
+                  <w:r>
+                    <w:rPr>
+                      <w:rFonts w:ascii="Calibri"/>
+                      <w:spacing w:val="27"/>
+                      <w:sz w:val="20"/>
+                    </w:rPr>
+                    <w:t xml:space="preserve"> </w:t>
+                  </w:r>
+                  <w:r>
+                    <w:rPr>
+                      <w:rFonts w:ascii="Calibri"/>
+                      <w:sz w:val="20"/>
+                    </w:rPr>
+                    <w:t>it</w:t>
+                  </w:r>
+                  <w:r>
+                    <w:rPr>
+                      <w:rFonts w:ascii="Calibri"/>
+                      <w:spacing w:val="26"/>
+                      <w:sz w:val="20"/>
+                    </w:rPr>
+                    <w:t xml:space="preserve"> </w:t>
+                  </w:r>
+                  <w:r>
+                    <w:rPr>
+                      <w:rFonts w:ascii="Calibri"/>
+                      <w:sz w:val="20"/>
+                    </w:rPr>
+                    <w:t>is</w:t>
+                  </w:r>
+                  <w:r>
+                    <w:rPr>
+                      <w:rFonts w:ascii="Calibri"/>
+                      <w:spacing w:val="27"/>
+                      <w:sz w:val="20"/>
+                    </w:rPr>
+                    <w:t xml:space="preserve"> </w:t>
+                  </w:r>
+                  <w:r>
+                    <w:rPr>
+                      <w:rFonts w:ascii="Calibri"/>
+                      <w:spacing w:val="-1"/>
+                      <w:sz w:val="20"/>
+                    </w:rPr>
+                    <w:t>properly</w:t>
+                  </w:r>
+                  <w:r>
+                    <w:rPr>
+                      <w:rFonts w:ascii="Calibri"/>
+                      <w:spacing w:val="27"/>
+                      <w:sz w:val="20"/>
+                    </w:rPr>
+                    <w:t xml:space="preserve"> </w:t>
+                  </w:r>
+                  <w:r>
+                    <w:rPr>
+                      <w:rFonts w:ascii="Calibri"/>
+                      <w:sz w:val="20"/>
+                    </w:rPr>
+                    <w:t>sign</w:t>
+                  </w:r>
+                  <w:r>
+                    <w:rPr>
+                      <w:rFonts w:ascii="Calibri"/>
+                      <w:spacing w:val="29"/>
+                      <w:sz w:val="20"/>
+                    </w:rPr>
+                    <w:t xml:space="preserve"> </w:t>
+                  </w:r>
+                  <w:r>
+                    <w:rPr>
+                      <w:rFonts w:ascii="Calibri"/>
+                      <w:sz w:val="20"/>
+                    </w:rPr>
+                    <w:t>and</w:t>
+                  </w:r>
+                  <w:r>
+                    <w:rPr>
+                      <w:rFonts w:ascii="Calibri"/>
+                      <w:spacing w:val="27"/>
+                      <w:sz w:val="20"/>
+                    </w:rPr>
+                    <w:t xml:space="preserve"> </w:t>
+                  </w:r>
+                  <w:r>
+                    <w:rPr>
+                      <w:rFonts w:ascii="Calibri"/>
+                      <w:spacing w:val="-1"/>
+                      <w:sz w:val="20"/>
+                    </w:rPr>
+                    <w:t>dated</w:t>
+                  </w:r>
+                  <w:r>
+                    <w:rPr>
+                      <w:rFonts w:ascii="Calibri"/>
+                      <w:spacing w:val="27"/>
+                      <w:sz w:val="20"/>
+                    </w:rPr>
+                    <w:t xml:space="preserve"> </w:t>
+                  </w:r>
+                  <w:r>
+                    <w:rPr>
+                      <w:rFonts w:ascii="Calibri"/>
+                      <w:spacing w:val="-1"/>
+                      <w:sz w:val="20"/>
+                    </w:rPr>
+                    <w:t>subject</w:t>
+                  </w:r>
+                  <w:r>
+                    <w:rPr>
+                      <w:rFonts w:ascii="Calibri"/>
+                      <w:spacing w:val="27"/>
+                      <w:sz w:val="20"/>
+                    </w:rPr>
+                    <w:t xml:space="preserve"> </w:t>
+                  </w:r>
+                  <w:r>
+                    <w:rPr>
+                      <w:rFonts w:ascii="Calibri"/>
+                      <w:sz w:val="20"/>
+                    </w:rPr>
+                    <w:t>to</w:t>
+                  </w:r>
+                  <w:r>
+                    <w:rPr>
+                      <w:rFonts w:ascii="Calibri"/>
+                      <w:spacing w:val="27"/>
+                      <w:sz w:val="20"/>
+                    </w:rPr>
+                    <w:t xml:space="preserve"> </w:t>
+                  </w:r>
+                  <w:r>
+                    <w:rPr>
+                      <w:rFonts w:ascii="Calibri"/>
+                      <w:sz w:val="20"/>
+                    </w:rPr>
+                    <w:t>the</w:t>
+                  </w:r>
+                  <w:r>
+                    <w:rPr>
+                      <w:rFonts w:ascii="Calibri"/>
+                      <w:spacing w:val="25"/>
+                      <w:sz w:val="20"/>
+                    </w:rPr>
+                    <w:t xml:space="preserve"> </w:t>
+                  </w:r>
+                  <w:r>
+                    <w:rPr>
+                      <w:rFonts w:ascii="Calibri"/>
+                      <w:sz w:val="20"/>
+                    </w:rPr>
+                    <w:t>equipment</w:t>
+                  </w:r>
+                  <w:r>
+                    <w:rPr>
+                      <w:rFonts w:ascii="Calibri"/>
+                      <w:spacing w:val="27"/>
+                      <w:sz w:val="20"/>
+                    </w:rPr>
+                    <w:t xml:space="preserve"> </w:t>
+                  </w:r>
+                  <w:r>
+                    <w:rPr>
+                      <w:rFonts w:ascii="Calibri"/>
+                      <w:spacing w:val="-1"/>
+                      <w:sz w:val="20"/>
+                    </w:rPr>
+                    <w:t>being</w:t>
+                  </w:r>
+                  <w:r>
+                    <w:rPr>
+                      <w:rFonts w:ascii="Calibri"/>
+                      <w:spacing w:val="28"/>
+                      <w:sz w:val="20"/>
+                    </w:rPr>
+                    <w:t xml:space="preserve"> </w:t>
+                  </w:r>
+                  <w:r>
+                    <w:rPr>
+                      <w:rFonts w:ascii="Calibri"/>
+                      <w:spacing w:val="-1"/>
+                      <w:sz w:val="20"/>
+                    </w:rPr>
+                    <w:t>maintained</w:t>
+                  </w:r>
+                  <w:r>
+                    <w:rPr>
+                      <w:rFonts w:ascii="Calibri"/>
+                      <w:spacing w:val="27"/>
+                      <w:sz w:val="20"/>
+                    </w:rPr>
+                    <w:t xml:space="preserve"> </w:t>
+                  </w:r>
+                  <w:r>
+                    <w:rPr>
+                      <w:rFonts w:ascii="Calibri"/>
+                      <w:sz w:val="20"/>
+                    </w:rPr>
+                    <w:t>in</w:t>
+                  </w:r>
+                  <w:r>
+                    <w:rPr>
+                      <w:rFonts w:ascii="Calibri"/>
+                      <w:spacing w:val="29"/>
+                      <w:sz w:val="20"/>
+                    </w:rPr>
+                    <w:t xml:space="preserve"> </w:t>
+                  </w:r>
+                  <w:r>
+                    <w:rPr>
+                      <w:rFonts w:ascii="Calibri"/>
+                      <w:sz w:val="20"/>
+                    </w:rPr>
+                    <w:t>appropriate</w:t>
+                  </w:r>
+                  <w:r>
+                    <w:rPr>
+                      <w:rFonts w:ascii="Calibri"/>
+                      <w:spacing w:val="25"/>
+                      <w:sz w:val="20"/>
+                    </w:rPr>
+                    <w:t xml:space="preserve"> </w:t>
+                  </w:r>
+                  <w:r>
+                    <w:rPr>
+                      <w:rFonts w:ascii="Calibri"/>
+                      <w:spacing w:val="-1"/>
+                      <w:sz w:val="20"/>
+                    </w:rPr>
+                    <w:t>operational</w:t>
+                  </w:r>
+                  <w:r>
+                    <w:rPr>
+                      <w:rFonts w:ascii="Calibri"/>
+                      <w:spacing w:val="39"/>
+                      <w:sz w:val="20"/>
+                    </w:rPr>
+                    <w:t xml:space="preserve"> </w:t>
+                  </w:r>
+                  <w:r>
+                    <w:rPr>
+                      <w:rFonts w:ascii="Calibri"/>
+                      <w:sz w:val="20"/>
+                    </w:rPr>
+                    <w:t>condition.</w:t>
+                  </w:r>
+                  <w:r>
+                    <w:rPr>
+                      <w:rFonts w:ascii="Calibri"/>
+                      <w:spacing w:val="26"/>
+                      <w:sz w:val="20"/>
+                    </w:rPr>
+                    <w:t xml:space="preserve"> </w:t>
+                  </w:r>
+                  <w:r>
+                    <w:rPr>
+                      <w:rFonts w:ascii="Calibri"/>
+                      <w:sz w:val="20"/>
+                    </w:rPr>
+                    <w:t>In</w:t>
+                  </w:r>
+                  <w:r>
+                    <w:rPr>
+                      <w:rFonts w:ascii="Times New Roman"/>
+                      <w:spacing w:val="92"/>
+                      <w:w w:val="99"/>
+                      <w:sz w:val="20"/>
+                    </w:rPr>
+                    <w:t xml:space="preserve"> </w:t>
+                  </w:r>
+                  <w:r>
+                    <w:rPr>
+                      <w:rFonts w:ascii="Calibri"/>
+                      <w:sz w:val="20"/>
+                    </w:rPr>
+                    <w:t>accordance</w:t>
+                  </w:r>
+                  <w:r>
+                    <w:rPr>
+                      <w:rFonts w:ascii="Calibri"/>
+                      <w:spacing w:val="19"/>
+                      <w:sz w:val="20"/>
+                    </w:rPr>
+                    <w:t xml:space="preserve"> </w:t>
+                  </w:r>
+                  <w:r>
+                    <w:rPr>
+                      <w:rFonts w:ascii="Calibri"/>
+                      <w:spacing w:val="-1"/>
+                      <w:sz w:val="20"/>
+                    </w:rPr>
+                    <w:t>with</w:t>
+                  </w:r>
+                  <w:r>
+                    <w:rPr>
+                      <w:rFonts w:ascii="Calibri"/>
+                      <w:spacing w:val="21"/>
+                      <w:sz w:val="20"/>
+                    </w:rPr>
+                    <w:t xml:space="preserve"> </w:t>
+                  </w:r>
+                  <w:r>
+                    <w:rPr>
+                      <w:rFonts w:ascii="Calibri"/>
+                      <w:sz w:val="20"/>
+                    </w:rPr>
+                    <w:t>the</w:t>
+                  </w:r>
+                  <w:r>
+                    <w:rPr>
+                      <w:rFonts w:ascii="Calibri"/>
+                      <w:spacing w:val="20"/>
+                      <w:sz w:val="20"/>
+                    </w:rPr>
+                    <w:t xml:space="preserve"> </w:t>
+                  </w:r>
+                  <w:r>
+                    <w:rPr>
+                      <w:rFonts w:ascii="Calibri"/>
+                      <w:sz w:val="20"/>
+                    </w:rPr>
+                    <w:t>harmonization</w:t>
+                  </w:r>
+                  <w:r>
+                    <w:rPr>
+                      <w:rFonts w:ascii="Calibri"/>
+                      <w:spacing w:val="22"/>
+                      <w:sz w:val="20"/>
+                    </w:rPr>
+                    <w:t xml:space="preserve"> </w:t>
+                  </w:r>
+                  <w:r>
+                    <w:rPr>
+                      <w:rFonts w:ascii="Calibri"/>
+                      <w:sz w:val="20"/>
+                    </w:rPr>
+                    <w:t>of</w:t>
+                  </w:r>
+                  <w:r>
+                    <w:rPr>
+                      <w:rFonts w:ascii="Calibri"/>
+                      <w:spacing w:val="19"/>
+                      <w:sz w:val="20"/>
+                    </w:rPr>
+                    <w:t xml:space="preserve"> </w:t>
+                  </w:r>
+                  <w:r>
+                    <w:rPr>
+                      <w:rFonts w:ascii="Calibri"/>
+                      <w:sz w:val="20"/>
+                    </w:rPr>
+                    <w:t>certificates</w:t>
+                  </w:r>
+                  <w:r>
+                    <w:rPr>
+                      <w:rFonts w:ascii="Calibri"/>
+                      <w:spacing w:val="21"/>
+                      <w:sz w:val="20"/>
+                    </w:rPr>
+                    <w:t xml:space="preserve"> </w:t>
+                  </w:r>
+                  <w:r>
+                    <w:rPr>
+                      <w:rFonts w:ascii="Calibri"/>
+                      <w:sz w:val="20"/>
+                    </w:rPr>
+                    <w:t>this</w:t>
+                  </w:r>
+                  <w:r>
+                    <w:rPr>
+                      <w:rFonts w:ascii="Calibri"/>
+                      <w:spacing w:val="21"/>
+                      <w:sz w:val="20"/>
+                    </w:rPr>
+                    <w:t xml:space="preserve"> </w:t>
+                  </w:r>
+                  <w:r>
+                    <w:rPr>
+                      <w:rFonts w:ascii="Calibri"/>
+                      <w:spacing w:val="-1"/>
+                      <w:sz w:val="20"/>
+                    </w:rPr>
+                    <w:t>certificate</w:t>
+                  </w:r>
+                  <w:r>
+                    <w:rPr>
+                      <w:rFonts w:ascii="Calibri"/>
+                      <w:spacing w:val="23"/>
+                      <w:sz w:val="20"/>
+                    </w:rPr>
+                    <w:t xml:space="preserve"> </w:t>
+                  </w:r>
+                  <w:r>
+                    <w:rPr>
+                      <w:rFonts w:ascii="Calibri"/>
+                      <w:spacing w:val="-1"/>
+                      <w:sz w:val="20"/>
+                    </w:rPr>
+                    <w:t>will</w:t>
+                  </w:r>
+                  <w:r>
+                    <w:rPr>
+                      <w:rFonts w:ascii="Calibri"/>
+                      <w:spacing w:val="20"/>
+                      <w:sz w:val="20"/>
+                    </w:rPr>
+                    <w:t xml:space="preserve"> </w:t>
+                  </w:r>
+                  <w:r>
+                    <w:rPr>
+                      <w:rFonts w:ascii="Calibri"/>
+                      <w:sz w:val="20"/>
+                    </w:rPr>
+                    <w:t>remain</w:t>
+                  </w:r>
+                  <w:r>
+                    <w:rPr>
+                      <w:rFonts w:ascii="Calibri"/>
+                      <w:spacing w:val="21"/>
+                      <w:sz w:val="20"/>
+                    </w:rPr>
+                    <w:t xml:space="preserve"> </w:t>
+                  </w:r>
+                  <w:r>
+                    <w:rPr>
+                      <w:rFonts w:ascii="Calibri"/>
+                      <w:sz w:val="20"/>
+                    </w:rPr>
+                    <w:t>valid</w:t>
+                  </w:r>
+                  <w:r>
+                    <w:rPr>
+                      <w:rFonts w:ascii="Calibri"/>
+                      <w:spacing w:val="21"/>
+                      <w:sz w:val="20"/>
+                    </w:rPr>
+                    <w:t xml:space="preserve"> </w:t>
+                  </w:r>
+                  <w:r>
+                    <w:rPr>
+                      <w:rFonts w:ascii="Calibri"/>
+                      <w:sz w:val="20"/>
+                    </w:rPr>
+                    <w:t>until</w:t>
+                  </w:r>
+                  <w:r>
+                    <w:rPr>
+                      <w:rFonts w:ascii="Calibri"/>
+                      <w:spacing w:val="22"/>
+                      <w:sz w:val="20"/>
+                    </w:rPr>
+                    <w:t xml:space="preserve"> </w:t>
+                  </w:r>
+                  <w:r>
+                    <w:rPr>
+                      <w:rFonts w:ascii="Calibri"/>
+                      <w:spacing w:val="-1"/>
+                      <w:sz w:val="20"/>
+                    </w:rPr>
+                    <w:t>next</w:t>
+                  </w:r>
+                  <w:r>
+                    <w:rPr>
+                      <w:rFonts w:ascii="Calibri"/>
+                      <w:spacing w:val="21"/>
+                      <w:sz w:val="20"/>
+                    </w:rPr>
+                    <w:t xml:space="preserve"> </w:t>
+                  </w:r>
+                  <w:r>
+                    <w:rPr>
+                      <w:rFonts w:ascii="Calibri"/>
+                      <w:sz w:val="20"/>
+                    </w:rPr>
+                    <w:t>annual</w:t>
+                  </w:r>
+                  <w:r>
+                    <w:rPr>
+                      <w:rFonts w:ascii="Calibri"/>
+                      <w:spacing w:val="21"/>
+                      <w:sz w:val="20"/>
+                    </w:rPr>
+                    <w:t xml:space="preserve"> </w:t>
+                  </w:r>
+                  <w:r>
+                    <w:rPr>
+                      <w:rFonts w:ascii="Calibri"/>
+                      <w:sz w:val="20"/>
+                    </w:rPr>
+                    <w:t>re-validation</w:t>
+                  </w:r>
+                  <w:r>
+                    <w:rPr>
+                      <w:rFonts w:ascii="Calibri"/>
+                      <w:spacing w:val="21"/>
+                      <w:sz w:val="20"/>
+                    </w:rPr>
+                    <w:t xml:space="preserve"> </w:t>
+                  </w:r>
+                  <w:r>
+                    <w:rPr>
+                      <w:rFonts w:ascii="Calibri"/>
+                      <w:sz w:val="20"/>
+                    </w:rPr>
+                    <w:t>inspection</w:t>
+                  </w:r>
+                  <w:r>
+                    <w:rPr>
+                      <w:rFonts w:ascii="Times New Roman"/>
+                      <w:spacing w:val="68"/>
+                      <w:w w:val="99"/>
+                      <w:sz w:val="20"/>
+                    </w:rPr>
+                    <w:t xml:space="preserve"> </w:t>
+                  </w:r>
+                  <w:r>
+                    <w:rPr>
+                      <w:rFonts w:ascii="Calibri"/>
+                      <w:spacing w:val="-1"/>
+                      <w:sz w:val="20"/>
+                    </w:rPr>
+                    <w:t>when</w:t>
+                  </w:r>
+                  <w:r>
+                    <w:rPr>
+                      <w:rFonts w:ascii="Calibri"/>
+                      <w:spacing w:val="-5"/>
+                      <w:sz w:val="20"/>
+                    </w:rPr>
+                    <w:t xml:space="preserve"> </w:t>
+                  </w:r>
+                  <w:r>
+                    <w:rPr>
+                      <w:rFonts w:ascii="Calibri"/>
+                      <w:sz w:val="20"/>
+                    </w:rPr>
+                    <w:t>a</w:t>
+                  </w:r>
+                  <w:r>
+                    <w:rPr>
+                      <w:rFonts w:ascii="Calibri"/>
+                      <w:spacing w:val="-3"/>
+                      <w:sz w:val="20"/>
+                    </w:rPr>
+                    <w:t xml:space="preserve"> </w:t>
+                  </w:r>
+                  <w:r>
+                    <w:rPr>
+                      <w:rFonts w:ascii="Calibri"/>
+                      <w:sz w:val="20"/>
+                    </w:rPr>
+                    <w:t>new</w:t>
+                  </w:r>
+                  <w:r>
+                    <w:rPr>
+                      <w:rFonts w:ascii="Calibri"/>
+                      <w:spacing w:val="-5"/>
+                      <w:sz w:val="20"/>
+                    </w:rPr>
+                    <w:t xml:space="preserve"> </w:t>
+                  </w:r>
+                  <w:r>
+                    <w:rPr>
+                      <w:rFonts w:ascii="Calibri"/>
+                      <w:sz w:val="20"/>
+                    </w:rPr>
+                    <w:t>checklist</w:t>
+                  </w:r>
+                  <w:r>
+                    <w:rPr>
+                      <w:rFonts w:ascii="Calibri"/>
+                      <w:spacing w:val="-4"/>
+                      <w:sz w:val="20"/>
+                    </w:rPr>
+                    <w:t xml:space="preserve"> </w:t>
+                  </w:r>
+                  <w:r>
+                    <w:rPr>
+                      <w:rFonts w:ascii="Calibri"/>
+                      <w:sz w:val="20"/>
+                    </w:rPr>
+                    <w:t>is</w:t>
+                  </w:r>
+                  <w:r>
+                    <w:rPr>
+                      <w:rFonts w:ascii="Calibri"/>
+                      <w:spacing w:val="-3"/>
+                      <w:sz w:val="20"/>
+                    </w:rPr>
+                    <w:t xml:space="preserve"> </w:t>
+                  </w:r>
+                  <w:r>
+                    <w:rPr>
+                      <w:rFonts w:ascii="Calibri"/>
+                      <w:sz w:val="20"/>
+                    </w:rPr>
+                    <w:t>to</w:t>
+                  </w:r>
+                  <w:r>
+                    <w:rPr>
+                      <w:rFonts w:ascii="Calibri"/>
+                      <w:spacing w:val="-4"/>
+                      <w:sz w:val="20"/>
+                    </w:rPr>
+                    <w:t xml:space="preserve"> </w:t>
+                  </w:r>
+                  <w:r>
+                    <w:rPr>
+                      <w:rFonts w:ascii="Calibri"/>
+                      <w:sz w:val="20"/>
+                    </w:rPr>
+                    <w:t>be</w:t>
+                  </w:r>
+                  <w:r>
+                    <w:rPr>
+                      <w:rFonts w:ascii="Calibri"/>
+                      <w:spacing w:val="-7"/>
+                      <w:sz w:val="20"/>
+                    </w:rPr>
+                    <w:t xml:space="preserve"> </w:t>
+                  </w:r>
+                  <w:r>
+                    <w:rPr>
+                      <w:rFonts w:ascii="Calibri"/>
+                      <w:sz w:val="20"/>
+                    </w:rPr>
+                    <w:t>completed</w:t>
+                  </w:r>
+                  <w:r>
+                    <w:rPr>
+                      <w:rFonts w:ascii="Calibri"/>
+                      <w:spacing w:val="-4"/>
+                      <w:sz w:val="20"/>
+                    </w:rPr>
+                    <w:t xml:space="preserve"> </w:t>
+                  </w:r>
+                  <w:r>
+                    <w:rPr>
+                      <w:rFonts w:ascii="Calibri"/>
+                      <w:sz w:val="20"/>
+                    </w:rPr>
+                    <w:t>and</w:t>
+                  </w:r>
+                  <w:r>
+                    <w:rPr>
+                      <w:rFonts w:ascii="Calibri"/>
+                      <w:spacing w:val="-4"/>
+                      <w:sz w:val="20"/>
+                    </w:rPr>
+                    <w:t xml:space="preserve"> </w:t>
+                  </w:r>
+                  <w:r>
+                    <w:rPr>
+                      <w:rFonts w:ascii="Calibri"/>
+                      <w:spacing w:val="-1"/>
+                      <w:sz w:val="20"/>
+                    </w:rPr>
+                    <w:t>left</w:t>
+                  </w:r>
+                  <w:r>
+                    <w:rPr>
+                      <w:rFonts w:ascii="Calibri"/>
+                      <w:spacing w:val="-4"/>
+                      <w:sz w:val="20"/>
+                    </w:rPr>
+                    <w:t xml:space="preserve"> </w:t>
+                  </w:r>
+                  <w:r>
+                    <w:rPr>
+                      <w:rFonts w:ascii="Calibri"/>
+                      <w:sz w:val="20"/>
+                    </w:rPr>
+                    <w:t>on</w:t>
+                  </w:r>
+                  <w:r>
+                    <w:rPr>
+                      <w:rFonts w:ascii="Calibri"/>
+                      <w:spacing w:val="-5"/>
+                      <w:sz w:val="20"/>
+                    </w:rPr>
+                    <w:t xml:space="preserve"> </w:t>
+                  </w:r>
+                  <w:r>
+                    <w:rPr>
+                      <w:rFonts w:ascii="Calibri"/>
+                      <w:sz w:val="20"/>
+                    </w:rPr>
+                    <w:t xml:space="preserve">board. </w:t>
+                  </w:r>
                   <w:sdt>
                     <w:sdtPr>
                       <w:tag w:val="expiry_date"/>
                     </w:sdtPr>
                     <w:sdtContent>
-                      <w:p>
-                        <w:r>
-                          <w:t>{expiry_date}</w:t>
-                        </w:r>
-                      </w:p>
+                      <w:r>
+                        <w:t>{expiry_date}</w:t>
+                      </w:r>
                     </w:sdtContent>
                   </w:sdt>
-                </w:p>
-                <w:p>
-                  <w:pPr>
-                    <w:ind w:left="102" w:right="99"/>
-                    <w:jc w:val="both"/>
-                    <w:rPr>
-                      <w:rFonts w:ascii="Calibri" w:eastAsia="Calibri" w:hAnsi="Calibri" w:cs="Calibri"/>
-                      <w:sz w:val="20"/>
-                      <w:szCs w:val="20"/>
-                    </w:rPr>
-                  </w:pPr>
-                  <w:r>
-                    <w:rPr>
-                      <w:rFonts w:ascii="Calibri"/>
-                      <w:spacing w:val="-1"/>
-                      <w:sz w:val="20"/>
-                    </w:rPr>
-                    <w:t>This</w:t>
-                  </w:r>
-                  <w:r>
-                    <w:rPr>
-                      <w:rFonts w:ascii="Calibri"/>
-                      <w:spacing w:val="27"/>
-                      <w:sz w:val="20"/>
-                    </w:rPr>
-                    <w:t xml:space="preserve"> </w:t>
-                  </w:r>
-                  <w:r>
-                    <w:rPr>
-                      <w:rFonts w:ascii="Calibri"/>
-                      <w:spacing w:val="-1"/>
-                      <w:sz w:val="20"/>
-                    </w:rPr>
-                    <w:t>report</w:t>
-                  </w:r>
-                  <w:r>
-                    <w:rPr>
-                      <w:rFonts w:ascii="Calibri"/>
-                      <w:spacing w:val="27"/>
-                      <w:sz w:val="20"/>
-                    </w:rPr>
-                    <w:t xml:space="preserve"> </w:t>
-                  </w:r>
-                  <w:r>
-                    <w:rPr>
-                      <w:rFonts w:ascii="Calibri"/>
-                      <w:spacing w:val="-1"/>
-                      <w:sz w:val="20"/>
-                    </w:rPr>
-                    <w:t>may</w:t>
-                  </w:r>
-                  <w:r>
-                    <w:rPr>
-                      <w:rFonts w:ascii="Calibri"/>
-                      <w:spacing w:val="29"/>
-                      <w:sz w:val="20"/>
-                    </w:rPr>
-                    <w:t xml:space="preserve"> </w:t>
-                  </w:r>
-                  <w:r>
-                    <w:rPr>
-                      <w:rFonts w:ascii="Calibri"/>
-                      <w:sz w:val="20"/>
-                    </w:rPr>
-                    <w:t>be</w:t>
-                  </w:r>
-                  <w:r>
-                    <w:rPr>
-                      <w:rFonts w:ascii="Calibri"/>
-                      <w:spacing w:val="25"/>
-                      <w:sz w:val="20"/>
-                    </w:rPr>
-                    <w:t xml:space="preserve"> </w:t>
-                  </w:r>
-                  <w:r>
-                    <w:rPr>
-                      <w:rFonts w:ascii="Calibri"/>
-                      <w:sz w:val="20"/>
-                    </w:rPr>
-                    <w:t>considered</w:t>
-                  </w:r>
-                  <w:r>
-                    <w:rPr>
-                      <w:rFonts w:ascii="Calibri"/>
-                      <w:spacing w:val="28"/>
-                      <w:sz w:val="20"/>
-                    </w:rPr>
-                    <w:t xml:space="preserve"> </w:t>
-                  </w:r>
-                  <w:r>
-                    <w:rPr>
-                      <w:rFonts w:ascii="Calibri"/>
-                      <w:sz w:val="20"/>
-                    </w:rPr>
-                    <w:t>as</w:t>
-                  </w:r>
-                  <w:r>
-                    <w:rPr>
-                      <w:rFonts w:ascii="Calibri"/>
-                      <w:spacing w:val="28"/>
-                      <w:sz w:val="20"/>
-                    </w:rPr>
-                    <w:t xml:space="preserve"> </w:t>
-                  </w:r>
-                  <w:r>
-                    <w:rPr>
-                      <w:rFonts w:ascii="Calibri"/>
-                      <w:sz w:val="20"/>
-                    </w:rPr>
-                    <w:t>the</w:t>
-                  </w:r>
-                  <w:r>
-                    <w:rPr>
-                      <w:rFonts w:ascii="Calibri"/>
-                      <w:spacing w:val="26"/>
-                      <w:sz w:val="20"/>
-                    </w:rPr>
-                    <w:t xml:space="preserve"> </w:t>
-                  </w:r>
-                  <w:r>
-                    <w:rPr>
-                      <w:rFonts w:ascii="Calibri"/>
-                      <w:spacing w:val="-1"/>
-                      <w:sz w:val="20"/>
-                    </w:rPr>
-                    <w:t>certificate</w:t>
-                  </w:r>
-                  <w:r>
-                    <w:rPr>
-                      <w:rFonts w:ascii="Calibri"/>
-                      <w:spacing w:val="25"/>
-                      <w:sz w:val="20"/>
-                    </w:rPr>
-                    <w:t xml:space="preserve"> </w:t>
-                  </w:r>
-                  <w:r>
-                    <w:rPr>
-                      <w:rFonts w:ascii="Calibri"/>
-                      <w:sz w:val="20"/>
-                    </w:rPr>
-                    <w:t>of</w:t>
-                  </w:r>
-                  <w:r>
-                    <w:rPr>
-                      <w:rFonts w:ascii="Calibri"/>
-                      <w:spacing w:val="26"/>
-                      <w:sz w:val="20"/>
-                    </w:rPr>
-                    <w:t xml:space="preserve"> </w:t>
-                  </w:r>
-                  <w:r>
-                    <w:rPr>
-                      <w:rFonts w:ascii="Calibri"/>
-                      <w:sz w:val="20"/>
-                    </w:rPr>
-                    <w:t>compliance</w:t>
-                  </w:r>
-                  <w:r>
-                    <w:rPr>
-                      <w:rFonts w:ascii="Calibri"/>
-                      <w:spacing w:val="25"/>
-                      <w:sz w:val="20"/>
-                    </w:rPr>
-                    <w:t xml:space="preserve"> </w:t>
-                  </w:r>
-                  <w:r>
-                    <w:rPr>
-                      <w:rFonts w:ascii="Calibri"/>
-                      <w:sz w:val="20"/>
-                    </w:rPr>
-                    <w:t>issued</w:t>
-                  </w:r>
-                  <w:r>
-                    <w:rPr>
-                      <w:rFonts w:ascii="Calibri"/>
-                      <w:spacing w:val="28"/>
-                      <w:sz w:val="20"/>
-                    </w:rPr>
-                    <w:t xml:space="preserve"> </w:t>
-                  </w:r>
-                  <w:r>
-                    <w:rPr>
-                      <w:rFonts w:ascii="Calibri"/>
-                      <w:sz w:val="20"/>
-                    </w:rPr>
-                    <w:t>by</w:t>
-                  </w:r>
-                  <w:r>
-                    <w:rPr>
-                      <w:rFonts w:ascii="Calibri"/>
-                      <w:spacing w:val="25"/>
-                      <w:sz w:val="20"/>
-                    </w:rPr>
-                    <w:t xml:space="preserve"> </w:t>
-                  </w:r>
-                  <w:r>
-                    <w:rPr>
-                      <w:rFonts w:ascii="Calibri"/>
-                      <w:sz w:val="20"/>
-                    </w:rPr>
-                    <w:t>the</w:t>
-                  </w:r>
-                  <w:r>
-                    <w:rPr>
-                      <w:rFonts w:ascii="Calibri"/>
-                      <w:spacing w:val="26"/>
-                      <w:sz w:val="20"/>
-                    </w:rPr>
-                    <w:t xml:space="preserve"> </w:t>
-                  </w:r>
-                  <w:r>
-                    <w:rPr>
-                      <w:rFonts w:ascii="Calibri"/>
-                      <w:sz w:val="20"/>
-                    </w:rPr>
-                    <w:t>testing</w:t>
-                  </w:r>
-                  <w:r>
-                    <w:rPr>
-                      <w:rFonts w:ascii="Calibri"/>
-                      <w:spacing w:val="25"/>
-                      <w:sz w:val="20"/>
-                    </w:rPr>
-                    <w:t xml:space="preserve"> </w:t>
-                  </w:r>
-                  <w:r>
-                    <w:rPr>
-                      <w:rFonts w:ascii="Calibri"/>
-                      <w:sz w:val="20"/>
-                    </w:rPr>
-                    <w:t>facility,</w:t>
-                  </w:r>
-                  <w:r>
-                    <w:rPr>
-                      <w:rFonts w:ascii="Calibri"/>
-                      <w:spacing w:val="27"/>
-                      <w:sz w:val="20"/>
-                    </w:rPr>
-                    <w:t xml:space="preserve"> </w:t>
-                  </w:r>
-                  <w:r>
-                    <w:rPr>
-                      <w:rFonts w:ascii="Calibri"/>
-                      <w:sz w:val="20"/>
-                    </w:rPr>
-                    <w:t>as</w:t>
-                  </w:r>
-                  <w:r>
-                    <w:rPr>
-                      <w:rFonts w:ascii="Calibri"/>
-                      <w:spacing w:val="28"/>
-                      <w:sz w:val="20"/>
-                    </w:rPr>
-                    <w:t xml:space="preserve"> </w:t>
-                  </w:r>
-                  <w:r>
-                    <w:rPr>
-                      <w:rFonts w:ascii="Calibri"/>
-                      <w:spacing w:val="-1"/>
-                      <w:sz w:val="20"/>
-                    </w:rPr>
-                    <w:t>required</w:t>
-                  </w:r>
-                  <w:r>
-                    <w:rPr>
-                      <w:rFonts w:ascii="Calibri"/>
-                      <w:spacing w:val="28"/>
-                      <w:sz w:val="20"/>
-                    </w:rPr>
-                    <w:t xml:space="preserve"> </w:t>
-                  </w:r>
-                  <w:r>
-                    <w:rPr>
-                      <w:rFonts w:ascii="Calibri"/>
-                      <w:sz w:val="20"/>
-                    </w:rPr>
-                    <w:t>by</w:t>
-                  </w:r>
-                  <w:r>
-                    <w:rPr>
-                      <w:rFonts w:ascii="Calibri"/>
-                      <w:spacing w:val="25"/>
-                      <w:sz w:val="20"/>
-                    </w:rPr>
-                    <w:t xml:space="preserve"> </w:t>
-                  </w:r>
-                  <w:r>
-                    <w:rPr>
-                      <w:rFonts w:ascii="Calibri"/>
-                      <w:spacing w:val="-1"/>
-                      <w:sz w:val="20"/>
-                    </w:rPr>
-                    <w:t>SOLAS</w:t>
-                  </w:r>
-                  <w:r>
-                    <w:rPr>
-                      <w:rFonts w:ascii="Calibri"/>
-                      <w:spacing w:val="28"/>
-                      <w:sz w:val="20"/>
-                    </w:rPr>
-                    <w:t xml:space="preserve"> </w:t>
-                  </w:r>
-                  <w:r>
-                    <w:rPr>
-                      <w:rFonts w:ascii="Calibri"/>
-                      <w:spacing w:val="-1"/>
-                      <w:sz w:val="20"/>
-                    </w:rPr>
-                    <w:t>V/18.8,</w:t>
-                  </w:r>
-                  <w:r>
-                    <w:rPr>
-                      <w:rFonts w:ascii="Times New Roman"/>
-                      <w:spacing w:val="56"/>
-                      <w:w w:val="99"/>
-                      <w:sz w:val="20"/>
-                    </w:rPr>
-                    <w:t xml:space="preserve"> </w:t>
-                  </w:r>
-                  <w:r>
-                    <w:rPr>
-                      <w:rFonts w:ascii="Calibri"/>
-                      <w:sz w:val="20"/>
-                    </w:rPr>
-                    <w:t>provided</w:t>
-                  </w:r>
-                  <w:r>
-                    <w:rPr>
-                      <w:rFonts w:ascii="Calibri"/>
-                      <w:spacing w:val="27"/>
-                      <w:sz w:val="20"/>
-                    </w:rPr>
-                    <w:t xml:space="preserve"> </w:t>
-                  </w:r>
-                  <w:r>
-                    <w:rPr>
-                      <w:rFonts w:ascii="Calibri"/>
-                      <w:sz w:val="20"/>
-                    </w:rPr>
-                    <w:t>it</w:t>
-                  </w:r>
-                  <w:r>
-                    <w:rPr>
-                      <w:rFonts w:ascii="Calibri"/>
-                      <w:spacing w:val="26"/>
-                      <w:sz w:val="20"/>
-                    </w:rPr>
-                    <w:t xml:space="preserve"> </w:t>
-                  </w:r>
-                  <w:r>
-                    <w:rPr>
-                      <w:rFonts w:ascii="Calibri"/>
-                      <w:sz w:val="20"/>
-                    </w:rPr>
-                    <w:t>is</w:t>
-                  </w:r>
-                  <w:r>
-                    <w:rPr>
-                      <w:rFonts w:ascii="Calibri"/>
-                      <w:spacing w:val="27"/>
-                      <w:sz w:val="20"/>
-                    </w:rPr>
-                    <w:t xml:space="preserve"> </w:t>
-                  </w:r>
-                  <w:r>
-                    <w:rPr>
-                      <w:rFonts w:ascii="Calibri"/>
-                      <w:spacing w:val="-1"/>
-                      <w:sz w:val="20"/>
-                    </w:rPr>
-                    <w:t>properly</w:t>
-                  </w:r>
-                  <w:r>
-                    <w:rPr>
-                      <w:rFonts w:ascii="Calibri"/>
-                      <w:spacing w:val="27"/>
-                      <w:sz w:val="20"/>
-                    </w:rPr>
-                    <w:t xml:space="preserve"> </w:t>
-                  </w:r>
-                  <w:r>
-                    <w:rPr>
-                      <w:rFonts w:ascii="Calibri"/>
-                      <w:sz w:val="20"/>
-                    </w:rPr>
-                    <w:t>sign</w:t>
-                  </w:r>
-                  <w:r>
-                    <w:rPr>
-                      <w:rFonts w:ascii="Calibri"/>
-                      <w:spacing w:val="29"/>
-                      <w:sz w:val="20"/>
-                    </w:rPr>
-                    <w:t xml:space="preserve"> </w:t>
-                  </w:r>
-                  <w:r>
-                    <w:rPr>
-                      <w:rFonts w:ascii="Calibri"/>
-                      <w:sz w:val="20"/>
-                    </w:rPr>
-                    <w:t>and</w:t>
-                  </w:r>
-                  <w:r>
-                    <w:rPr>
-                      <w:rFonts w:ascii="Calibri"/>
-                      <w:spacing w:val="27"/>
-                      <w:sz w:val="20"/>
-                    </w:rPr>
-                    <w:t xml:space="preserve"> </w:t>
-                  </w:r>
-                  <w:r>
-                    <w:rPr>
-                      <w:rFonts w:ascii="Calibri"/>
-                      <w:spacing w:val="-1"/>
-                      <w:sz w:val="20"/>
-                    </w:rPr>
-                    <w:t>dated</w:t>
-                  </w:r>
-                  <w:r>
-                    <w:rPr>
-                      <w:rFonts w:ascii="Calibri"/>
-                      <w:spacing w:val="27"/>
-                      <w:sz w:val="20"/>
-                    </w:rPr>
-                    <w:t xml:space="preserve"> </w:t>
-                  </w:r>
-                  <w:r>
-                    <w:rPr>
-                      <w:rFonts w:ascii="Calibri"/>
-                      <w:spacing w:val="-1"/>
-                      <w:sz w:val="20"/>
-                    </w:rPr>
-                    <w:t>subject</w:t>
-                  </w:r>
-                  <w:r>
-                    <w:rPr>
-                      <w:rFonts w:ascii="Calibri"/>
-                      <w:spacing w:val="27"/>
-                      <w:sz w:val="20"/>
-                    </w:rPr>
-                    <w:t xml:space="preserve"> </w:t>
-                  </w:r>
-                  <w:r>
-                    <w:rPr>
-                      <w:rFonts w:ascii="Calibri"/>
-                      <w:sz w:val="20"/>
-                    </w:rPr>
-                    <w:t>to</w:t>
-                  </w:r>
-                  <w:r>
-                    <w:rPr>
-                      <w:rFonts w:ascii="Calibri"/>
-                      <w:spacing w:val="27"/>
-                      <w:sz w:val="20"/>
-                    </w:rPr>
-                    <w:t xml:space="preserve"> </w:t>
-                  </w:r>
-                  <w:r>
-                    <w:rPr>
-                      <w:rFonts w:ascii="Calibri"/>
-                      <w:sz w:val="20"/>
-                    </w:rPr>
-                    <w:t>the</w:t>
-                  </w:r>
-                  <w:r>
-                    <w:rPr>
-                      <w:rFonts w:ascii="Calibri"/>
-                      <w:spacing w:val="25"/>
-                      <w:sz w:val="20"/>
-                    </w:rPr>
-                    <w:t xml:space="preserve"> </w:t>
-                  </w:r>
-                  <w:r>
-                    <w:rPr>
-                      <w:rFonts w:ascii="Calibri"/>
-                      <w:sz w:val="20"/>
-                    </w:rPr>
-                    <w:t>equipment</w:t>
-                  </w:r>
-                  <w:r>
-                    <w:rPr>
-                      <w:rFonts w:ascii="Calibri"/>
-                      <w:spacing w:val="27"/>
-                      <w:sz w:val="20"/>
-                    </w:rPr>
-                    <w:t xml:space="preserve"> </w:t>
-                  </w:r>
-                  <w:r>
-                    <w:rPr>
-                      <w:rFonts w:ascii="Calibri"/>
-                      <w:spacing w:val="-1"/>
-                      <w:sz w:val="20"/>
-                    </w:rPr>
-                    <w:t>being</w:t>
-                  </w:r>
-                  <w:r>
-                    <w:rPr>
-                      <w:rFonts w:ascii="Calibri"/>
-                      <w:spacing w:val="28"/>
-                      <w:sz w:val="20"/>
-                    </w:rPr>
-                    <w:t xml:space="preserve"> </w:t>
-                  </w:r>
-                  <w:r>
-                    <w:rPr>
-                      <w:rFonts w:ascii="Calibri"/>
-                      <w:spacing w:val="-1"/>
-                      <w:sz w:val="20"/>
-                    </w:rPr>
-                    <w:t>maintained</w:t>
-                  </w:r>
-                  <w:r>
-                    <w:rPr>
-                      <w:rFonts w:ascii="Calibri"/>
-                      <w:spacing w:val="27"/>
-                      <w:sz w:val="20"/>
-                    </w:rPr>
-                    <w:t xml:space="preserve"> </w:t>
-                  </w:r>
-                  <w:r>
-                    <w:rPr>
-                      <w:rFonts w:ascii="Calibri"/>
-                      <w:sz w:val="20"/>
-                    </w:rPr>
-                    <w:t>in</w:t>
-                  </w:r>
-                  <w:r>
-                    <w:rPr>
-                      <w:rFonts w:ascii="Calibri"/>
-                      <w:spacing w:val="29"/>
-                      <w:sz w:val="20"/>
-                    </w:rPr>
-                    <w:t xml:space="preserve"> </w:t>
-                  </w:r>
-                  <w:r>
-                    <w:rPr>
-                      <w:rFonts w:ascii="Calibri"/>
-                      <w:sz w:val="20"/>
-                    </w:rPr>
-                    <w:t>appropriate</w:t>
-                  </w:r>
-                  <w:r>
-                    <w:rPr>
-                      <w:rFonts w:ascii="Calibri"/>
-                      <w:spacing w:val="25"/>
-                      <w:sz w:val="20"/>
-                    </w:rPr>
-                    <w:t xml:space="preserve"> </w:t>
-                  </w:r>
-                  <w:r>
-                    <w:rPr>
-                      <w:rFonts w:ascii="Calibri"/>
-                      <w:spacing w:val="-1"/>
-                      <w:sz w:val="20"/>
-                    </w:rPr>
-                    <w:t>operational</w:t>
-                  </w:r>
-                  <w:r>
-                    <w:rPr>
-                      <w:rFonts w:ascii="Calibri"/>
-                      <w:spacing w:val="39"/>
-                      <w:sz w:val="20"/>
-                    </w:rPr>
-                    <w:t xml:space="preserve"> </w:t>
-                  </w:r>
-                  <w:r>
-                    <w:rPr>
-                      <w:rFonts w:ascii="Calibri"/>
-                      <w:sz w:val="20"/>
-                    </w:rPr>
-                    <w:t>condition.</w:t>
-                  </w:r>
-                  <w:r>
-                    <w:rPr>
-                      <w:rFonts w:ascii="Calibri"/>
-                      <w:spacing w:val="26"/>
-                      <w:sz w:val="20"/>
-                    </w:rPr>
-                    <w:t xml:space="preserve"> </w:t>
-                  </w:r>
-                  <w:r>
-                    <w:rPr>
-                      <w:rFonts w:ascii="Calibri"/>
-                      <w:sz w:val="20"/>
-                    </w:rPr>
-                    <w:t>In</w:t>
-                  </w:r>
-                  <w:r>
-                    <w:rPr>
-                      <w:rFonts w:ascii="Times New Roman"/>
-                      <w:spacing w:val="92"/>
-                      <w:w w:val="99"/>
-                      <w:sz w:val="20"/>
-                    </w:rPr>
-                    <w:t xml:space="preserve"> </w:t>
-                  </w:r>
-                  <w:r>
-                    <w:rPr>
-                      <w:rFonts w:ascii="Calibri"/>
-                      <w:sz w:val="20"/>
-                    </w:rPr>
-                    <w:t>accordance</w:t>
-                  </w:r>
-                  <w:r>
-                    <w:rPr>
-                      <w:rFonts w:ascii="Calibri"/>
-                      <w:spacing w:val="19"/>
-                      <w:sz w:val="20"/>
-                    </w:rPr>
-                    <w:t xml:space="preserve"> </w:t>
-                  </w:r>
-                  <w:r>
-                    <w:rPr>
-                      <w:rFonts w:ascii="Calibri"/>
-                      <w:spacing w:val="-1"/>
-                      <w:sz w:val="20"/>
-                    </w:rPr>
-                    <w:t>with</w:t>
-                  </w:r>
-                  <w:r>
-                    <w:rPr>
-                      <w:rFonts w:ascii="Calibri"/>
-                      <w:spacing w:val="21"/>
-                      <w:sz w:val="20"/>
-                    </w:rPr>
-                    <w:t xml:space="preserve"> </w:t>
-                  </w:r>
-                  <w:r>
-                    <w:rPr>
-                      <w:rFonts w:ascii="Calibri"/>
-                      <w:sz w:val="20"/>
-                    </w:rPr>
-                    <w:t>the</w:t>
-                  </w:r>
-                  <w:r>
-                    <w:rPr>
-                      <w:rFonts w:ascii="Calibri"/>
-                      <w:spacing w:val="20"/>
-                      <w:sz w:val="20"/>
-                    </w:rPr>
-                    <w:t xml:space="preserve"> </w:t>
-                  </w:r>
-                  <w:r>
-                    <w:rPr>
-                      <w:rFonts w:ascii="Calibri"/>
-                      <w:sz w:val="20"/>
-                    </w:rPr>
-                    <w:t>harmonization</w:t>
-                  </w:r>
-                  <w:r>
-                    <w:rPr>
-                      <w:rFonts w:ascii="Calibri"/>
-                      <w:spacing w:val="22"/>
-                      <w:sz w:val="20"/>
-                    </w:rPr>
-                    <w:t xml:space="preserve"> </w:t>
-                  </w:r>
-                  <w:r>
-                    <w:rPr>
-                      <w:rFonts w:ascii="Calibri"/>
-                      <w:sz w:val="20"/>
-                    </w:rPr>
-                    <w:t>of</w:t>
-                  </w:r>
-                  <w:r>
-                    <w:rPr>
-                      <w:rFonts w:ascii="Calibri"/>
-                      <w:spacing w:val="19"/>
-                      <w:sz w:val="20"/>
-                    </w:rPr>
-                    <w:t xml:space="preserve"> </w:t>
-                  </w:r>
-                  <w:r>
-                    <w:rPr>
-                      <w:rFonts w:ascii="Calibri"/>
-                      <w:sz w:val="20"/>
-                    </w:rPr>
-                    <w:t>certificates</w:t>
-                  </w:r>
-                  <w:r>
-                    <w:rPr>
-                      <w:rFonts w:ascii="Calibri"/>
-                      <w:spacing w:val="21"/>
-                      <w:sz w:val="20"/>
-                    </w:rPr>
-                    <w:t xml:space="preserve"> </w:t>
-                  </w:r>
-                  <w:r>
-                    <w:rPr>
-                      <w:rFonts w:ascii="Calibri"/>
-                      <w:sz w:val="20"/>
-                    </w:rPr>
-                    <w:t>this</w:t>
-                  </w:r>
-                  <w:r>
-                    <w:rPr>
-                      <w:rFonts w:ascii="Calibri"/>
-                      <w:spacing w:val="21"/>
-                      <w:sz w:val="20"/>
-                    </w:rPr>
-                    <w:t xml:space="preserve"> </w:t>
-                  </w:r>
-                  <w:r>
-                    <w:rPr>
-                      <w:rFonts w:ascii="Calibri"/>
-                      <w:spacing w:val="-1"/>
-                      <w:sz w:val="20"/>
-                    </w:rPr>
-                    <w:t>certificate</w:t>
-                  </w:r>
-                  <w:r>
-                    <w:rPr>
-                      <w:rFonts w:ascii="Calibri"/>
-                      <w:spacing w:val="23"/>
-                      <w:sz w:val="20"/>
-                    </w:rPr>
-                    <w:t xml:space="preserve"> </w:t>
-                  </w:r>
-                  <w:r>
-                    <w:rPr>
-                      <w:rFonts w:ascii="Calibri"/>
-                      <w:spacing w:val="-1"/>
-                      <w:sz w:val="20"/>
-                    </w:rPr>
-                    <w:t>will</w:t>
-                  </w:r>
-                  <w:r>
-                    <w:rPr>
-                      <w:rFonts w:ascii="Calibri"/>
-                      <w:spacing w:val="20"/>
-                      <w:sz w:val="20"/>
-                    </w:rPr>
-                    <w:t xml:space="preserve"> </w:t>
-                  </w:r>
-                  <w:r>
-                    <w:rPr>
-                      <w:rFonts w:ascii="Calibri"/>
-                      <w:sz w:val="20"/>
-                    </w:rPr>
-                    <w:t>remain</w:t>
-                  </w:r>
-                  <w:r>
-                    <w:rPr>
-                      <w:rFonts w:ascii="Calibri"/>
-                      <w:spacing w:val="21"/>
-                      <w:sz w:val="20"/>
-                    </w:rPr>
-                    <w:t xml:space="preserve"> </w:t>
-                  </w:r>
-                  <w:r>
-                    <w:rPr>
-                      <w:rFonts w:ascii="Calibri"/>
-                      <w:sz w:val="20"/>
-                    </w:rPr>
-                    <w:t>valid</w:t>
-                  </w:r>
-                  <w:r>
-                    <w:rPr>
-                      <w:rFonts w:ascii="Calibri"/>
-                      <w:spacing w:val="21"/>
-                      <w:sz w:val="20"/>
-                    </w:rPr>
-                    <w:t xml:space="preserve"> </w:t>
-                  </w:r>
-                  <w:r>
-                    <w:rPr>
-                      <w:rFonts w:ascii="Calibri"/>
-                      <w:sz w:val="20"/>
-                    </w:rPr>
-                    <w:t>until</w:t>
-                  </w:r>
-                  <w:r>
-                    <w:rPr>
-                      <w:rFonts w:ascii="Calibri"/>
-                      <w:spacing w:val="22"/>
-                      <w:sz w:val="20"/>
-                    </w:rPr>
-                    <w:t xml:space="preserve"> </w:t>
-                  </w:r>
-                  <w:r>
-                    <w:rPr>
-                      <w:rFonts w:ascii="Calibri"/>
-                      <w:spacing w:val="-1"/>
-                      <w:sz w:val="20"/>
-                    </w:rPr>
-                    <w:t>next</w:t>
-                  </w:r>
-                  <w:r>
-                    <w:rPr>
-                      <w:rFonts w:ascii="Calibri"/>
-                      <w:spacing w:val="21"/>
-                      <w:sz w:val="20"/>
-                    </w:rPr>
-                    <w:t xml:space="preserve"> </w:t>
-                  </w:r>
-                  <w:r>
-                    <w:rPr>
-                      <w:rFonts w:ascii="Calibri"/>
-                      <w:sz w:val="20"/>
-                    </w:rPr>
-                    <w:t>annual</w:t>
-                  </w:r>
-                  <w:r>
-                    <w:rPr>
-                      <w:rFonts w:ascii="Calibri"/>
-                      <w:spacing w:val="21"/>
-                      <w:sz w:val="20"/>
-                    </w:rPr>
-                    <w:t xml:space="preserve"> </w:t>
-                  </w:r>
-                  <w:r>
-                    <w:rPr>
-                      <w:rFonts w:ascii="Calibri"/>
-                      <w:sz w:val="20"/>
-                    </w:rPr>
-                    <w:t>re-validation</w:t>
-                  </w:r>
-                  <w:r>
-                    <w:rPr>
-                      <w:rFonts w:ascii="Calibri"/>
-                      <w:spacing w:val="21"/>
-                      <w:sz w:val="20"/>
-                    </w:rPr>
-                    <w:t xml:space="preserve"> </w:t>
-                  </w:r>
-                  <w:r>
-                    <w:rPr>
-                      <w:rFonts w:ascii="Calibri"/>
-                      <w:sz w:val="20"/>
-                    </w:rPr>
-                    <w:t>inspection</w:t>
-                  </w:r>
-                  <w:r>
-                    <w:rPr>
-                      <w:rFonts w:ascii="Times New Roman"/>
-                      <w:spacing w:val="68"/>
-                      <w:w w:val="99"/>
-                      <w:sz w:val="20"/>
-                    </w:rPr>
-                    <w:t xml:space="preserve"> </w:t>
-                  </w:r>
-                  <w:r>
-                    <w:rPr>
-                      <w:rFonts w:ascii="Calibri"/>
-                      <w:spacing w:val="-1"/>
-                      <w:sz w:val="20"/>
-                    </w:rPr>
-                    <w:t>when</w:t>
-                  </w:r>
-                  <w:r>
-                    <w:rPr>
-                      <w:rFonts w:ascii="Calibri"/>
-                      <w:spacing w:val="-5"/>
-                      <w:sz w:val="20"/>
-                    </w:rPr>
-                    <w:t xml:space="preserve"> </w:t>
-                  </w:r>
-                  <w:r>
-                    <w:rPr>
-                      <w:rFonts w:ascii="Calibri"/>
-                      <w:sz w:val="20"/>
-                    </w:rPr>
-                    <w:t>a</w:t>
-                  </w:r>
-                  <w:r>
-                    <w:rPr>
-                      <w:rFonts w:ascii="Calibri"/>
-                      <w:spacing w:val="-3"/>
-                      <w:sz w:val="20"/>
-                    </w:rPr>
-                    <w:t xml:space="preserve"> </w:t>
-                  </w:r>
-                  <w:r>
-                    <w:rPr>
-                      <w:rFonts w:ascii="Calibri"/>
-                      <w:sz w:val="20"/>
-                    </w:rPr>
-                    <w:t>new</w:t>
-                  </w:r>
-                  <w:r>
-                    <w:rPr>
-                      <w:rFonts w:ascii="Calibri"/>
-                      <w:spacing w:val="-5"/>
-                      <w:sz w:val="20"/>
-                    </w:rPr>
-                    <w:t xml:space="preserve"> </w:t>
-                  </w:r>
-                  <w:r>
-                    <w:rPr>
-                      <w:rFonts w:ascii="Calibri"/>
-                      <w:sz w:val="20"/>
-                    </w:rPr>
-                    <w:t>checklist</w:t>
-                  </w:r>
-                  <w:r>
-                    <w:rPr>
-                      <w:rFonts w:ascii="Calibri"/>
-                      <w:spacing w:val="-4"/>
-                      <w:sz w:val="20"/>
-                    </w:rPr>
-                    <w:t xml:space="preserve"> </w:t>
-                  </w:r>
-                  <w:r>
-                    <w:rPr>
-                      <w:rFonts w:ascii="Calibri"/>
-                      <w:sz w:val="20"/>
-                    </w:rPr>
-                    <w:t>is</w:t>
-                  </w:r>
-                  <w:r>
-                    <w:rPr>
-                      <w:rFonts w:ascii="Calibri"/>
-                      <w:spacing w:val="-3"/>
-                      <w:sz w:val="20"/>
-                    </w:rPr>
-                    <w:t xml:space="preserve"> </w:t>
-                  </w:r>
-                  <w:r>
-                    <w:rPr>
-                      <w:rFonts w:ascii="Calibri"/>
-                      <w:sz w:val="20"/>
-                    </w:rPr>
-                    <w:t>to</w:t>
-                  </w:r>
-                  <w:r>
-                    <w:rPr>
-                      <w:rFonts w:ascii="Calibri"/>
-                      <w:spacing w:val="-4"/>
-                      <w:sz w:val="20"/>
-                    </w:rPr>
-                    <w:t xml:space="preserve"> </w:t>
-                  </w:r>
-                  <w:r>
-                    <w:rPr>
-                      <w:rFonts w:ascii="Calibri"/>
-                      <w:sz w:val="20"/>
-                    </w:rPr>
-                    <w:t>be</w:t>
-                  </w:r>
-                  <w:r>
-                    <w:rPr>
-                      <w:rFonts w:ascii="Calibri"/>
-                      <w:spacing w:val="-7"/>
-                      <w:sz w:val="20"/>
-                    </w:rPr>
-                    <w:t xml:space="preserve"> </w:t>
-                  </w:r>
-                  <w:r>
-                    <w:rPr>
-                      <w:rFonts w:ascii="Calibri"/>
-                      <w:sz w:val="20"/>
-                    </w:rPr>
-                    <w:t>completed</w:t>
-                  </w:r>
-                  <w:r>
-                    <w:rPr>
-                      <w:rFonts w:ascii="Calibri"/>
-                      <w:spacing w:val="-4"/>
-                      <w:sz w:val="20"/>
-                    </w:rPr>
-                    <w:t xml:space="preserve"> </w:t>
-                  </w:r>
-                  <w:r>
-                    <w:rPr>
-                      <w:rFonts w:ascii="Calibri"/>
-                      <w:sz w:val="20"/>
-                    </w:rPr>
-                    <w:t>and</w:t>
-                  </w:r>
-                  <w:r>
-                    <w:rPr>
-                      <w:rFonts w:ascii="Calibri"/>
-                      <w:spacing w:val="-4"/>
-                      <w:sz w:val="20"/>
-                    </w:rPr>
-                    <w:t xml:space="preserve"> </w:t>
-                  </w:r>
-                  <w:r>
-                    <w:rPr>
-                      <w:rFonts w:ascii="Calibri"/>
-                      <w:spacing w:val="-1"/>
-                      <w:sz w:val="20"/>
-                    </w:rPr>
-                    <w:t>left</w:t>
-                  </w:r>
-                  <w:r>
-                    <w:rPr>
-                      <w:rFonts w:ascii="Calibri"/>
-                      <w:spacing w:val="-4"/>
-                      <w:sz w:val="20"/>
-                    </w:rPr>
-                    <w:t xml:space="preserve"> </w:t>
-                  </w:r>
-                  <w:r>
-                    <w:rPr>
-                      <w:rFonts w:ascii="Calibri"/>
-                      <w:sz w:val="20"/>
-                    </w:rPr>
-                    <w:t>on</w:t>
-                  </w:r>
-                  <w:r>
-                    <w:rPr>
-                      <w:rFonts w:ascii="Calibri"/>
-                      <w:spacing w:val="-5"/>
-                      <w:sz w:val="20"/>
-                    </w:rPr>
-                    <w:t xml:space="preserve"> </w:t>
-                  </w:r>
-                  <w:r>
-                    <w:rPr>
-                      <w:rFonts w:ascii="Calibri"/>
-                      <w:sz w:val="20"/>
-                    </w:rPr>
-                    <w:t>board.</w:t>
-                  </w:r>
                 </w:p>
               </w:txbxContent>
             </v:textbox>
           </v:shape>
         </w:pict>
       </w:r>
-    </w:p>
-    <w:p>
-      <w:sdt>
-        <w:sdtPr>
-          <w:tag w:val="expiry_date"/>
-        </w:sdtPr>
-        <w:sdtContent>
-          <w:p>
-            <w:r>
-              <w:t>{expiry_date}</w:t>
-            </w:r>
-          </w:p>
-        </w:sdtContent>
-      </w:sdt>
     </w:p>
     <w:p>
       <w:pPr>
